--- a/phase-01/report/Отчёт_фаза_1_выбор_концепции.docx
+++ b/phase-01/report/Отчёт_фаза_1_выбор_концепции.docx
@@ -208,6 +208,13 @@
                 <w:lang w:val="ru-RU"/>
               </w:rPr>
               <w:t>Деев Александр</w:t>
+            </w:r>
+            <w:r>
+              <w:rPr>
+                <w:sz w:val="18"/>
+                <w:lang w:val="ru-RU"/>
+              </w:rPr>
+              <w:t xml:space="preserve"> Сергеевич</w:t>
             </w:r>
           </w:p>
         </w:tc>
